--- a/Fase 2/Evidencia Proyecto/Evidencias Documentacion/07_Modelo_Base_Datos_PMP_Suite_V2.0.docx
+++ b/Fase 2/Evidencia Proyecto/Evidencias Documentacion/07_Modelo_Base_Datos_PMP_Suite_V2.0.docx
@@ -299,9 +299,9 @@
           </w:tcPr>
           <w:p>
             <w:r>
-              <w:t>Revisión documental · 14 de octubre de 2026</w:t>
+              <w:t xml:space="preserve">Revisión documental · V2.0</w:t>
               <w:br/>
-              <w:t>Aceptación académica y operacional pendiente</w:t>
+              <w:t xml:space="preserve">Aceptación académica y operacional pendiente</w:t>
             </w:r>
           </w:p>
         </w:tc>
@@ -355,7 +355,7 @@
         <w:widowControl/>
       </w:pPr>
       <w:r>
-        <w:t>Se extrajo únicamente estructura con pg_restore --schema-only --no-owner --no-privileges, sin conectar ni restaurar. El contraste normalizado con schema_actual.sql coincide salvo la declaración de la extensión pgcrypto presente en el respaldo.</w:t>
+        <w:t xml:space="preserve">La extracción estructural con pg_restore pertenece a la revisión previa; allí se identificó pgcrypto. Esta actualización solo leyó schema_actual.sql y confirmó sus conteos, sin extracción, conexión ni restauración.</w:t>
       </w:r>
     </w:p>
     <w:p>
@@ -517,7 +517,7 @@
         <w:widowControl/>
       </w:pPr>
       <w:r>
-        <w:t>Los maestros no se reconstruyen desde esta imagen: nombres de estados, ubicaciones, terminales y operadores requieren datos iniciales aprobados. El DDL no demuestra que una cuenta Firebase o un rol estén operativos.</w:t>
+        <w:t xml:space="preserve">Los diagramas no reconstruyen estados, ubicaciones, terminales, operadores ni cuentas: una instalación independiente necesita datos iniciales e identidades autorizados. El DDL no acredita sincronización Firebase/PostgreSQL; las brechas de alta, edición y activación se describen en Diseño y Plan de Pruebas, sin cambios al modelo.</w:t>
       </w:r>
     </w:p>
     <w:p>
@@ -1011,7 +1011,7 @@
         <w:widowControl/>
       </w:pPr>
       <w:r>
-        <w:t>Triggers append-only protegen eventos, evidencia, QA e historial. Esto describe controles del esquema; su efectividad completa exige pruebas con permisos reales y no equivale a una auditoría de seguridad.</w:t>
+        <w:t xml:space="preserve">Los triggers append-only protegen eventos, evidencia, QA e historial. Su efectividad completa requiere pruebas con permisos reales. Terreno y Jefe Lab reciben una proyección técnica calculada por la API, sin eliminar registros ni alterar tablas; los demás roles conservan sus permisos.</w:t>
       </w:r>
     </w:p>
     <w:p>
@@ -1941,7 +1941,7 @@
         <w:widowControl/>
       </w:pPr>
       <w:r>
-        <w:t>Una futura recuperación exige destino separado, propietario/permisos y catálogos acordados, lectura de la lista del respaldo y ensayo real de restauración. La extracción de DDL solo comprueba estructura legible; no demuestra recuperabilidad, integridad de todas las filas ni disponibilidad operacional.</w:t>
+        <w:t xml:space="preserve">Una recuperación futura exige destino separado, propietario y permisos acordados, catálogos, lectura de la lista del respaldo y ensayo de restauración. La extracción previa de DDL acredita estructura legible, no recuperación ni integridad de todas las filas. El usuario de conexión configurado es postgres; sus privilegios efectivos requieren revisión autorizada.</w:t>
       </w:r>
     </w:p>
     <w:p>
